--- a/Tables/sampled_males.docx
+++ b/Tables/sampled_males.docx
@@ -2531,7 +2531,7 @@
                 <w:rFonts w:ascii="Calibri" w:hAnsi="Calibri"/>
                 <w:sz w:val="20"/>
               </w:rPr>
-              <w:t xml:space="default">70</w:t>
+              <w:t xml:space="default">71</w:t>
             </w:r>
           </w:p>
         </w:tc>
@@ -2579,7 +2579,7 @@
                 <w:rFonts w:ascii="Calibri" w:hAnsi="Calibri"/>
                 <w:sz w:val="20"/>
               </w:rPr>
-              <w:t xml:space="default">79</w:t>
+              <w:t xml:space="default">77</w:t>
             </w:r>
           </w:p>
         </w:tc>
@@ -2834,7 +2834,7 @@
                 <w:rFonts w:ascii="Calibri" w:hAnsi="Calibri"/>
                 <w:sz w:val="20"/>
               </w:rPr>
-              <w:t xml:space="default">69</w:t>
+              <w:t xml:space="default">70</w:t>
             </w:r>
           </w:p>
         </w:tc>
@@ -2882,7 +2882,7 @@
                 <w:rFonts w:ascii="Calibri" w:hAnsi="Calibri"/>
                 <w:sz w:val="20"/>
               </w:rPr>
-              <w:t xml:space="default">80</w:t>
+              <w:t xml:space="default">79</w:t>
             </w:r>
           </w:p>
         </w:tc>

--- a/Tables/sampled_males.docx
+++ b/Tables/sampled_males.docx
@@ -915,55 +915,55 @@
                 <w:rFonts w:ascii="Calibri" w:hAnsi="Calibri"/>
                 <w:sz w:val="20"/>
               </w:rPr>
-              <w:t xml:space="default">174</w:t>
-            </w:r>
-          </w:p>
-        </w:tc>
-        <w:tc>
-          <w:tcPr>
-            <w:tcBorders>
-              <w:top w:val="single" w:space="0" w:color="D3D3D3"/>
-              <w:bottom w:val="single" w:space="0" w:color="D3D3D3"/>
-              <w:start w:val="single" w:space="0" w:color="D3D3D3"/>
-              <w:end w:val="single" w:space="0" w:color="D3D3D3"/>
-            </w:tcBorders>
-          </w:tcPr>
-          <w:p>
-            <w:pPr>
-              <w:spacing w:before="0" w:after="60"/>
-              <w:keepNext/>
-              <w:jc w:val="end"/>
-            </w:pPr>
-            <w:r>
-              <w:rPr>
-                <w:rFonts w:ascii="Calibri" w:hAnsi="Calibri"/>
-                <w:sz w:val="20"/>
-              </w:rPr>
-              <w:t xml:space="default">227</w:t>
-            </w:r>
-          </w:p>
-        </w:tc>
-        <w:tc>
-          <w:tcPr>
-            <w:tcBorders>
-              <w:top w:val="single" w:space="0" w:color="D3D3D3"/>
-              <w:bottom w:val="single" w:space="0" w:color="D3D3D3"/>
-              <w:start w:val="single" w:space="0" w:color="D3D3D3"/>
-              <w:end w:val="single" w:space="0" w:color="D3D3D3"/>
-            </w:tcBorders>
-          </w:tcPr>
-          <w:p>
-            <w:pPr>
-              <w:spacing w:before="0" w:after="60"/>
-              <w:keepNext/>
-              <w:jc w:val="end"/>
-            </w:pPr>
-            <w:r>
-              <w:rPr>
-                <w:rFonts w:ascii="Calibri" w:hAnsi="Calibri"/>
-                <w:sz w:val="20"/>
-              </w:rPr>
-              <w:t xml:space="default">130</w:t>
+              <w:t xml:space="default">177</w:t>
+            </w:r>
+          </w:p>
+        </w:tc>
+        <w:tc>
+          <w:tcPr>
+            <w:tcBorders>
+              <w:top w:val="single" w:space="0" w:color="D3D3D3"/>
+              <w:bottom w:val="single" w:space="0" w:color="D3D3D3"/>
+              <w:start w:val="single" w:space="0" w:color="D3D3D3"/>
+              <w:end w:val="single" w:space="0" w:color="D3D3D3"/>
+            </w:tcBorders>
+          </w:tcPr>
+          <w:p>
+            <w:pPr>
+              <w:spacing w:before="0" w:after="60"/>
+              <w:keepNext/>
+              <w:jc w:val="end"/>
+            </w:pPr>
+            <w:r>
+              <w:rPr>
+                <w:rFonts w:ascii="Calibri" w:hAnsi="Calibri"/>
+                <w:sz w:val="20"/>
+              </w:rPr>
+              <w:t xml:space="default">152</w:t>
+            </w:r>
+          </w:p>
+        </w:tc>
+        <w:tc>
+          <w:tcPr>
+            <w:tcBorders>
+              <w:top w:val="single" w:space="0" w:color="D3D3D3"/>
+              <w:bottom w:val="single" w:space="0" w:color="D3D3D3"/>
+              <w:start w:val="single" w:space="0" w:color="D3D3D3"/>
+              <w:end w:val="single" w:space="0" w:color="D3D3D3"/>
+            </w:tcBorders>
+          </w:tcPr>
+          <w:p>
+            <w:pPr>
+              <w:spacing w:before="0" w:after="60"/>
+              <w:keepNext/>
+              <w:jc w:val="end"/>
+            </w:pPr>
+            <w:r>
+              <w:rPr>
+                <w:rFonts w:ascii="Calibri" w:hAnsi="Calibri"/>
+                <w:sz w:val="20"/>
+              </w:rPr>
+              <w:t xml:space="default">86</w:t>
             </w:r>
           </w:p>
         </w:tc>
@@ -1040,31 +1040,31 @@
                 <w:rFonts w:ascii="Calibri" w:hAnsi="Calibri"/>
                 <w:sz w:val="20"/>
               </w:rPr>
-              <w:t xml:space="default">113</w:t>
-            </w:r>
-          </w:p>
-        </w:tc>
-        <w:tc>
-          <w:tcPr>
-            <w:tcBorders>
-              <w:top w:val="single" w:space="0" w:color="D3D3D3"/>
-              <w:bottom w:val="single" w:space="0" w:color="D3D3D3"/>
-              <w:start w:val="single" w:space="0" w:color="D3D3D3"/>
-              <w:end w:val="single" w:space="0" w:color="D3D3D3"/>
-            </w:tcBorders>
-          </w:tcPr>
-          <w:p>
-            <w:pPr>
-              <w:spacing w:before="0" w:after="60"/>
-              <w:keepNext/>
-              <w:jc w:val="end"/>
-            </w:pPr>
-            <w:r>
-              <w:rPr>
-                <w:rFonts w:ascii="Calibri" w:hAnsi="Calibri"/>
-                <w:sz w:val="20"/>
-              </w:rPr>
-              <w:t xml:space="default">97</w:t>
+              <w:t xml:space="default">111</w:t>
+            </w:r>
+          </w:p>
+        </w:tc>
+        <w:tc>
+          <w:tcPr>
+            <w:tcBorders>
+              <w:top w:val="single" w:space="0" w:color="D3D3D3"/>
+              <w:bottom w:val="single" w:space="0" w:color="D3D3D3"/>
+              <w:start w:val="single" w:space="0" w:color="D3D3D3"/>
+              <w:end w:val="single" w:space="0" w:color="D3D3D3"/>
+            </w:tcBorders>
+          </w:tcPr>
+          <w:p>
+            <w:pPr>
+              <w:spacing w:before="0" w:after="60"/>
+              <w:keepNext/>
+              <w:jc w:val="end"/>
+            </w:pPr>
+            <w:r>
+              <w:rPr>
+                <w:rFonts w:ascii="Calibri" w:hAnsi="Calibri"/>
+                <w:sz w:val="20"/>
+              </w:rPr>
+              <w:t xml:space="default">96</w:t>
             </w:r>
           </w:p>
         </w:tc>
@@ -1545,7 +1545,7 @@
                 <w:rFonts w:ascii="Calibri" w:hAnsi="Calibri"/>
                 <w:sz w:val="20"/>
               </w:rPr>
-              <w:t xml:space="default">118</w:t>
+              <w:t xml:space="default">117</w:t>
             </w:r>
           </w:p>
         </w:tc>
@@ -2026,7 +2026,7 @@
                 <w:rFonts w:ascii="Calibri" w:hAnsi="Calibri"/>
                 <w:sz w:val="20"/>
               </w:rPr>
-              <w:t xml:space="default">168</w:t>
+              <w:t xml:space="default">96</w:t>
             </w:r>
           </w:p>
         </w:tc>
@@ -2074,7 +2074,7 @@
                 <w:rFonts w:ascii="Calibri" w:hAnsi="Calibri"/>
                 <w:sz w:val="20"/>
               </w:rPr>
-              <w:t xml:space="default">47</w:t>
+              <w:t xml:space="default">82</w:t>
             </w:r>
           </w:p>
         </w:tc>
@@ -2127,6 +2127,30 @@
                 <w:rFonts w:ascii="Calibri" w:hAnsi="Calibri"/>
                 <w:sz w:val="20"/>
               </w:rPr>
+              <w:t xml:space="default">111</w:t>
+            </w:r>
+          </w:p>
+        </w:tc>
+        <w:tc>
+          <w:tcPr>
+            <w:tcBorders>
+              <w:top w:val="single" w:space="0" w:color="D3D3D3"/>
+              <w:bottom w:val="single" w:space="0" w:color="D3D3D3"/>
+              <w:start w:val="single" w:space="0" w:color="D3D3D3"/>
+              <w:end w:val="single" w:space="0" w:color="D3D3D3"/>
+            </w:tcBorders>
+          </w:tcPr>
+          <w:p>
+            <w:pPr>
+              <w:spacing w:before="0" w:after="60"/>
+              <w:keepNext/>
+              <w:jc w:val="end"/>
+            </w:pPr>
+            <w:r>
+              <w:rPr>
+                <w:rFonts w:ascii="Calibri" w:hAnsi="Calibri"/>
+                <w:sz w:val="20"/>
+              </w:rPr>
               <w:t xml:space="default">39</w:t>
             </w:r>
           </w:p>
@@ -2151,31 +2175,7 @@
                 <w:rFonts w:ascii="Calibri" w:hAnsi="Calibri"/>
                 <w:sz w:val="20"/>
               </w:rPr>
-              <w:t xml:space="default">39</w:t>
-            </w:r>
-          </w:p>
-        </w:tc>
-        <w:tc>
-          <w:tcPr>
-            <w:tcBorders>
-              <w:top w:val="single" w:space="0" w:color="D3D3D3"/>
-              <w:bottom w:val="single" w:space="0" w:color="D3D3D3"/>
-              <w:start w:val="single" w:space="0" w:color="D3D3D3"/>
-              <w:end w:val="single" w:space="0" w:color="D3D3D3"/>
-            </w:tcBorders>
-          </w:tcPr>
-          <w:p>
-            <w:pPr>
-              <w:spacing w:before="0" w:after="60"/>
-              <w:keepNext/>
-              <w:jc w:val="end"/>
-            </w:pPr>
-            <w:r>
-              <w:rPr>
-                <w:rFonts w:ascii="Calibri" w:hAnsi="Calibri"/>
-                <w:sz w:val="20"/>
-              </w:rPr>
-              <w:t xml:space="default">100</w:t>
+              <w:t xml:space="default">35</w:t>
             </w:r>
           </w:p>
         </w:tc>
@@ -3014,10 +3014,10 @@
   <w:docDefaults>
     <w:rPrDefault>
       <w:rPr>
-        <w:rFonts w:asciiTheme="minorHAnsi" w:cstheme="minorBidi" w:eastAsiaTheme="minorHAnsi" w:hAnsiTheme="minorHAnsi"/>
+        <w:rFonts w:asciiTheme="minorHAnsi" w:cstheme="minorBidi" w:eastAsiaTheme="minorEastAsia" w:hAnsiTheme="minorHAnsi"/>
         <w:sz w:val="24"/>
         <w:szCs w:val="24"/>
-        <w:lang w:bidi="ar-SA" w:eastAsia="en-US" w:val="en-US"/>
+        <w:lang w:bidi="ar-SA" w:eastAsia="zh-CN" w:val="en-US"/>
       </w:rPr>
     </w:rPrDefault>
     <w:pPrDefault>
@@ -3558,13 +3558,6 @@
       </w:tblCellMar>
     </w:tblPr>
     <w:tblStylePr w:type="firstRow">
-      <w:tblPr>
-        <w:jc w:val="left"/>
-        <w:tblInd w:type="dxa" w:w="0"/>
-      </w:tblPr>
-      <w:trPr>
-        <w:jc w:val="left"/>
-      </w:trPr>
       <w:tcPr>
         <w:tcBorders>
           <w:bottom w:val="single"/>
